--- a/RFI-Docs/Task & Purpose 9-23-24--Pentagon to invest $500 million to study health issues affecting servicewomen.docx
+++ b/RFI-Docs/Task & Purpose 9-23-24--Pentagon to invest $500 million to study health issues affecting servicewomen.docx
@@ -2,6 +2,120 @@
 <file path=word/document.xml><?xml version="1.0" encoding="utf-8"?>
 <w:document xmlns:wpc="http://schemas.microsoft.com/office/word/2010/wordprocessingCanvas" xmlns:cx="http://schemas.microsoft.com/office/drawing/2014/chartex" xmlns:cx1="http://schemas.microsoft.com/office/drawing/2015/9/8/chartex" xmlns:cx2="http://schemas.microsoft.com/office/drawing/2015/10/21/chartex" xmlns:cx3="http://schemas.microsoft.com/office/drawing/2016/5/9/chartex" xmlns:cx4="http://schemas.microsoft.com/office/drawing/2016/5/10/chartex" xmlns:cx5="http://schemas.microsoft.com/office/drawing/2016/5/11/chartex" xmlns:cx6="http://schemas.microsoft.com/office/drawing/2016/5/12/chartex" xmlns:cx7="http://schemas.microsoft.com/office/drawing/2016/5/13/chartex" xmlns:cx8="http://schemas.microsoft.com/office/drawing/2016/5/14/chartex" xmlns:mc="http://schemas.openxmlformats.org/markup-compatibility/2006" xmlns:aink="http://schemas.microsoft.com/office/drawing/2016/ink" xmlns:am3d="http://schemas.microsoft.com/office/drawing/2017/model3d" xmlns:o="urn:schemas-microsoft-com:office:office" xmlns:oel="http://schemas.microsoft.com/office/2019/extlst" xmlns:r="http://schemas.openxmlformats.org/officeDocument/2006/relationships" xmlns:m="http://schemas.openxmlformats.org/officeDocument/2006/math" xmlns:v="urn:schemas-microsoft-com:vml" xmlns:wp14="http://schemas.microsoft.com/office/word/2010/wordprocessingDrawing" xmlns:wp="http://schemas.openxmlformats.org/drawingml/2006/wordprocessingDrawing" xmlns:w10="urn:schemas-microsoft-com:office:word" xmlns:w="http://schemas.openxmlformats.org/wordprocessingml/2006/main" xmlns:w14="http://schemas.microsoft.com/office/word/2010/wordml" xmlns:w15="http://schemas.microsoft.com/office/word/2012/wordml" xmlns:w16cex="http://schemas.microsoft.com/office/word/2018/wordml/cex" xmlns:w16cid="http://schemas.microsoft.com/office/word/2016/wordml/cid" xmlns:w16="http://schemas.microsoft.com/office/word/2018/wordml" xmlns:w16sdtdh="http://schemas.microsoft.com/office/word/2020/wordml/sdtdatahash" xmlns:w16se="http://schemas.microsoft.com/office/word/2015/wordml/symex" xmlns:wpg="http://schemas.microsoft.com/office/word/2010/wordprocessingGroup" xmlns:wpi="http://schemas.microsoft.com/office/word/2010/wordprocessingInk" xmlns:wne="http://schemas.microsoft.com/office/word/2006/wordml" xmlns:wps="http://schemas.microsoft.com/office/word/2010/wordprocessingShape" mc:Ignorable="w14 w15 w16se w16cid w16 w16cex w16sdtdh wp14">
   <w:body>
+    <w:p>
+      <w:pPr>
+        <w:jc w:val="left"/>
+      </w:pPr>
+      <w:r>
+        <w:rPr>
+          <w:color w:val="646464"/>
+          <w:sz w:val="18"/>
+        </w:rPr>
+        <w:t>Document: Task &amp; Purpose 9-23-24--Pentagon to invest $500 million to study health issues affecting servicewomen.docx</w:t>
+      </w:r>
+    </w:p>
+    <w:p>
+      <w:pPr>
+        <w:jc w:val="left"/>
+      </w:pPr>
+      <w:r>
+        <w:rPr>
+          <w:color w:val="646464"/>
+          <w:sz w:val="18"/>
+        </w:rPr>
+        <w:t>Title: Task &amp; Purpose 9-23-24--Pentagon to invest $500 million to study health issues affecting servicewomen</w:t>
+      </w:r>
+    </w:p>
+    <w:p>
+      <w:pPr>
+        <w:jc w:val="left"/>
+      </w:pPr>
+      <w:r>
+        <w:rPr>
+          <w:color w:val="646464"/>
+          <w:sz w:val="18"/>
+        </w:rPr>
+        <w:t>Topic: Women’s Health – Maternity and Infertility | Type: News Articles</w:t>
+      </w:r>
+    </w:p>
+    <w:p>
+      <w:pPr>
+        <w:jc w:val="left"/>
+      </w:pPr>
+      <w:r>
+        <w:rPr>
+          <w:color w:val="646464"/>
+          <w:sz w:val="18"/>
+        </w:rPr>
+        <w:t>Created: 2024-09-24 | By: Richman, Michael (VACO)</w:t>
+      </w:r>
+    </w:p>
+    <w:p>
+      <w:pPr>
+        <w:jc w:val="left"/>
+      </w:pPr>
+      <w:r>
+        <w:rPr>
+          <w:color w:val="646464"/>
+          <w:sz w:val="18"/>
+        </w:rPr>
+        <w:t>Modified: 2026-02-02 | By: Bartlinski, David</w:t>
+      </w:r>
+    </w:p>
+    <w:p>
+      <w:pPr>
+        <w:jc w:val="left"/>
+      </w:pPr>
+      <w:r>
+        <w:rPr>
+          <w:color w:val="C8C8C8"/>
+          <w:sz w:val="16"/>
+        </w:rPr>
+        <w:t>────────────────────────────────────────────────────────────────────────────────</w:t>
+      </w:r>
+    </w:p>
+    <w:p>
+      <w:pPr>
+        <w:jc w:val="left"/>
+      </w:pPr>
+      <w:r/>
+    </w:p>
+    <w:p>
+      <w:pPr>
+        <w:jc w:val="left"/>
+      </w:pPr>
+      <w:r>
+        <w:rPr>
+          <w:color w:val="646464"/>
+          <w:sz w:val="18"/>
+        </w:rPr>
+        <w:t>Topic: Women’s Health – Maternity and Infertility | Type: News Articles</w:t>
+      </w:r>
+    </w:p>
+    <w:p>
+      <w:pPr>
+        <w:jc w:val="left"/>
+      </w:pPr>
+      <w:r>
+        <w:rPr>
+          <w:color w:val="646464"/>
+          <w:sz w:val="18"/>
+        </w:rPr>
+        <w:t>Created: 2024-09-24 | By: Richman, Michael (VACO)</w:t>
+      </w:r>
+    </w:p>
+    <w:p>
+      <w:pPr>
+        <w:jc w:val="left"/>
+      </w:pPr>
+      <w:r>
+        <w:rPr>
+          <w:color w:val="646464"/>
+          <w:sz w:val="18"/>
+        </w:rPr>
+        <w:t>Modified: 2026-02-02 | By: Bartlinski, David</w:t>
+      </w:r>
+    </w:p>
     <w:p>
       <w:pPr>
         <w:pBdr>
@@ -11,7 +125,7 @@
           <w:right w:val="single" w:sz="2" w:space="0" w:color="auto"/>
         </w:pBdr>
         <w:spacing w:before="100" w:beforeAutospacing="1" w:after="100" w:afterAutospacing="1" w:line="240" w:lineRule="auto"/>
-        <w:jc w:val="center"/>
+        <w:jc w:val="left"/>
         <w:outlineLvl w:val="0"/>
         <w:rPr>
           <w:rFonts w:ascii="Arial" w:eastAsia="Times New Roman" w:hAnsi="Arial" w:cs="Arial"/>
@@ -25,15 +139,10 @@
       </w:pPr>
       <w:r>
         <w:rPr>
-          <w:rFonts w:ascii="Arial" w:eastAsia="Times New Roman" w:hAnsi="Arial" w:cs="Arial"/>
-          <w:b/>
-          <w:bCs/>
-          <w:kern w:val="36"/>
-          <w:sz w:val="48"/>
-          <w:szCs w:val="48"/>
-          <w14:ligatures w14:val="none"/>
-        </w:rPr>
-        <w:t>Pentagon to invest $500 million to study health issues affecting servicewomen</w:t>
+          <w:color w:val="C8C8C8"/>
+          <w:sz w:val="16"/>
+        </w:rPr>
+        <w:t>────────────────────────────────────────────────────────────────────────────────</w:t>
       </w:r>
     </w:p>
     <w:p>
@@ -48,16 +157,7 @@
           <w14:ligatures w14:val="none"/>
         </w:rPr>
       </w:pPr>
-      <w:r>
-        <w:rPr>
-          <w:rFonts w:ascii="Times New Roman" w:eastAsia="Times New Roman" w:hAnsi="Times New Roman" w:cs="Times New Roman"/>
-          <w:kern w:val="0"/>
-          <w:sz w:val="24"/>
-          <w:szCs w:val="24"/>
-          <w14:ligatures w14:val="none"/>
-        </w:rPr>
-        <w:t>The funds will go towards congressionally directed research on topics disproportionately impacting women.</w:t>
-      </w:r>
+      <w:r/>
     </w:p>
     <w:p>
       <w:pPr>
